--- a/technical_docs/SRS.docx
+++ b/technical_docs/SRS.docx
@@ -350,7 +350,7 @@
               <w:rPr>
                 <w:rFonts w:ascii="Calibri" w:hAnsi="Calibri"/>
               </w:rPr>
-              <w:t>1.1.0 (Bản nâng cấp Epic)</w:t>
+              <w:t>1.1.0</w:t>
             </w:r>
           </w:p>
         </w:tc>
@@ -405,7 +405,7 @@
               <w:rPr>
                 <w:rFonts w:ascii="Calibri" w:hAnsi="Calibri"/>
               </w:rPr>
-              <w:t>Technical Lead (20 năm kinh nghiệm)</w:t>
+              <w:t>Nhóm phát triển dự án SWP391</w:t>
             </w:r>
           </w:p>
         </w:tc>
@@ -460,7 +460,7 @@
               <w:rPr>
                 <w:rFonts w:ascii="Calibri" w:hAnsi="Calibri"/>
               </w:rPr>
-              <w:t>Sẵn sàng trình duyệt</w:t>
+              <w:t>Sẵn sàng báo cáo</w:t>
             </w:r>
           </w:p>
         </w:tc>
@@ -534,7 +534,7 @@
         <w:rPr>
           <w:rFonts w:ascii="Calibri" w:hAnsi="Calibri"/>
         </w:rPr>
-        <w:t>. Hệ thống được xây dựng nhằm giải quyết bài toán vận hành thực tế cho chuỗi cửa hàng ẩm thực đa cơ sở.</w:t>
+        <w:t>. Hệ thống được nhóm chúng em xây dựng nhằm giải quyết bài toán vận hành thực tế cho chuỗi cửa hàng ẩm thực đa cơ sở.</w:t>
       </w:r>
     </w:p>
     <w:p>
@@ -550,21 +550,7 @@
         <w:rPr>
           <w:rFonts w:ascii="Calibri" w:hAnsi="Calibri"/>
         </w:rPr>
-        <w:t xml:space="preserve">Tài liệu này đặc biệt tập trung tích hợp </w:t>
-      </w:r>
-      <w:r>
-        <w:rPr>
-          <w:rFonts w:ascii="Calibri" w:hAnsi="Calibri"/>
-          <w:b/>
-          <w:color w:val="111827"/>
-        </w:rPr>
-        <w:t>3 Epic nâng cấp cốt lõi</w:t>
-      </w:r>
-      <w:r>
-        <w:rPr>
-          <w:rFonts w:ascii="Calibri" w:hAnsi="Calibri"/>
-        </w:rPr>
-        <w:t xml:space="preserve"> phục vụ báo cáo hội đồng chấm môn học:</w:t>
+        <w:t>Tài liệu này tập trung làm rõ các phân hệ nghiệp vụ và tính năng cốt lõi phục vụ báo cáo hội đồng chấm môn học:</w:t>
       </w:r>
     </w:p>
     <w:p>
